--- a/ket-qua-thncd/M174. Quyet dinh ket thuc giup do nguoi chap hanh xong hinh phat tu.docx
+++ b/ket-qua-thncd/M174. Quyet dinh ket thuc giup do nguoi chap hanh xong hinh phat tu.docx
@@ -202,7 +202,17 @@
                 <w:i/>
                 <w:sz w:val="20"/>
               </w:rPr>
-              <w:t>Hàng Gòn</w:t>
+              <w:t xml:space="preserve"/>
+            </w:r>
+            <w:r>
+              <w:rPr>
+                <w:rFonts w:ascii="Times New Roman" w:hAnsi="Times New Roman"/>
+                <w:b w:val="0"/>
+                <w:i/>
+                <w:sz w:val="28"/>
+                <w:szCs w:val="28"/>
+              </w:rPr>
+              <w:t xml:space="preserve">Hàng Gòn</w:t>
             </w:r>
             <w:r>
               <w:rPr>
@@ -697,6 +707,14 @@
         <w:rPr>
           <w:b/>
         </w:rPr>
+        <w:t xml:space="preserve"/>
+      </w:r>
+      <w:r>
+        <w:rPr>
+          <w:b/>
+          <w:sz w:val="26"/>
+          <w:szCs w:val="26"/>
+        </w:rPr>
         <w:t xml:space="preserve"> PHƯỜNG HÀNG GÒN</w:t>
       </w:r>
       <w:r>
@@ -1084,6 +1102,7 @@
         <w:rPr>
           <w:rFonts w:ascii="Times New Roman" w:hAnsi="Times New Roman"/>
           <w:color w:val="auto"/>
+          <w:sz w:val="28"/>
           <w:szCs w:val="28"/>
           <w:highlight w:val="yellow"/>
         </w:rPr>
@@ -1139,6 +1158,7 @@
         <w:rPr>
           <w:rFonts w:ascii="Times New Roman" w:hAnsi="Times New Roman"/>
           <w:color w:val="auto"/>
+          <w:sz w:val="28"/>
           <w:szCs w:val="28"/>
           <w:highlight w:val="yellow"/>
         </w:rPr>
@@ -1194,6 +1214,7 @@
         <w:rPr>
           <w:rFonts w:ascii="Times New Roman" w:hAnsi="Times New Roman"/>
           <w:color w:val="auto"/>
+          <w:sz w:val="28"/>
           <w:szCs w:val="28"/>
           <w:highlight w:val="yellow"/>
         </w:rPr>
@@ -1345,6 +1366,7 @@
         <w:rPr>
           <w:rFonts w:ascii="Times New Roman" w:hAnsi="Times New Roman"/>
           <w:color w:val="auto"/>
+          <w:sz w:val="28"/>
           <w:szCs w:val="28"/>
           <w:highlight w:val="yellow"/>
         </w:rPr>
@@ -1416,6 +1438,7 @@
         <w:rPr>
           <w:rFonts w:ascii="Times New Roman" w:hAnsi="Times New Roman"/>
           <w:color w:val="auto"/>
+          <w:sz w:val="28"/>
           <w:szCs w:val="28"/>
           <w:highlight w:val="yellow"/>
         </w:rPr>
@@ -1967,6 +1990,13 @@
         <w:t>ng an</w:t>
       </w:r>
       <w:r>
+        <w:t xml:space="preserve"/>
+      </w:r>
+      <w:r>
+        <w:rPr>
+          <w:sz w:val="28"/>
+          <w:szCs w:val="28"/>
+        </w:rPr>
         <w:t xml:space="preserve"> phường Hàng Gòn</w:t>
       </w:r>
       <w:r>
